--- a/arb/docx/58.content.docx
+++ b/arb/docx/58.content.docx
@@ -147,13 +147,6 @@
         <w:rPr>
           <w:lang w:val="ar_AE" w:bidi="ar_AE"/>
         </w:rPr>
-      </w:r>
-      <w:r>
-        <w:rPr>
-          <w:i/>
-          <w:lang w:val="ar_AE" w:bidi="ar_AE"/>
-        </w:rPr>
-        <w:t>عبرانيين 1:1, العبرانيين ١: ٢, العبرانيين 1: 2 (#2), العبرانيين 1: 3, العبرانيين 1: 3 (#2), العبرانيين 1: 4, العبرانيين 1: 6, العبرانيين ١: ٨, عبرانيين 1: 9, العبرانيين ١: ١٠–١١, العبرانيين 1: 13, العبرانيين 1: 14, العبرانيين ٢: ١, العبرانيين 2:2, العبرانيين ٢: ٤, العبرانيين ٢: ٥, العبرانيين ٢: ٧–٨, العبرانيين ٢: ٩, عبرانيين 2: 9 (#2), العبرانيين 2: 10, العبرانيين ٢: ١١, العبرانيين ٢: ١٤, العبرانيين 2: 15, العبرانيين ٢: ١٧, العبرانيين 2: 18, العبرانيين ٣: ١, العبرانيين ٣: ٢–٣, العبرانيين ٣: ٥, عبرانيين 3: 5 (#2), العبرانيين 3: 6, العبرانيين 3: 6 (#2), العبرانيين ٣: ٧–٨, العبرانيين 3: 10–11, العبرانيين ٣: ١٢, العبرانيين ٣: ١٣, العبرانيين 3: 14, العبرانيين 3: 17, العبرانيين 3: 17 (#2), العبرانيين 3: 19, العبرانيين ٤: ٢, العبرانيين 4: 2 (#2), العبرانيين 4: 3, العبرانيين 4: 3–4, العبرانيين ٤: ٥–٦, العبرانيين 4: 7, العبرانيين 4: 7 (#2), العبرانيين ٤: ٩, العبرانيين 4: 10, العبرانيين ٤: ١١, العبرانيين 4: 12, العبرانيين 4: 12 (#2), العبرانيين 4: 12 (#3), العبرانيين ٤: ١٣, العبرانيين 4: 14, العبرانيين 4: 15, العبرانيين 4: 15 (#2), العبرانيين 4: 16, العبرانيين 5: 1, العبرانيين 5: 3, العبرانيين 5: 4, العبرانيين 5:5, العبرانيين 5: 6, العبرانيين 5: 6 (#2), العبرانيين 5: 7, العبرانيين 5: 8, العبرانيين 5: 9, عبرانيين 5: 11, العبرانيين 5: 14, العبرانيين 6: 1, عبرانيين ٦: ١–٢, العبرانيين ٦: ٤–٥, العبرانيين 6: 4–6, العبرانيين ٦: ٦, العبرانيين 6: 7–8, العبرانيين 6: 9, العبرانيين 6: 10, العبرانيين 6: 12, عبرانيين 6: 13–15, العبرانيين 6: 17, العبرانيين 6: 18, العبرانيين 6: 19, عبرانيين ٦: ١٩–٢٠, العبرانيين 7: 1, العبرانيين ٧: ٢, العبرانيين 7: 2 (#2), العبرانيين 7: 3, العبرانيين ٧: ٥, العبرانيين ٧:٧, عبرانيين ٧: ٩–١٠, عبرانيين 7: 12, العبرانيين ٧: ١٤, العبرانيين 7: 16, عبرانيين ٧: ١٨–١٩, العبرانيين ٧: ٢١, العبرانيين 7: 22, العبرانيين 7: 25, العبرانيين 7: 26, العبرانيين 7: 26 (#2), العبرانيين ٧: ٢٧, العبرانيين 7: 28, العبرانيين ٨: ١, العبرانيين ٨: ٢, العبرانيين 8: 3, العبرانيين 8: 4, العبرانيين ٨: ٥, العبرانيين 8: 5 (#2), العبرانيين ٨: ٦, العبرانيين 8:8, العبرانيين ٨: ١٠, العبرانيين 8: 11, عبرانيين 8: 12, العبرانيين 8: 13, العبرانيين 9: 1–2, العبرانيين 9: 2, عبرانيين 9: 3–4, العبرانيين 9: 7, العبرانيين 9:9, العبرانيين 9:9 (#2), العبرانيين 9: 10, العبرانيين 9: 11, العبرانيين 9: 12, العبرانيين 9: 12 (#2), عبرانيين 9: 14, عبرانيين 9: 15, العبرانيين 9: 17, عبرانيين ٩: ١٨–١٩, العبرانيين 9: 22, العبرانيين 9: 24, العبرانيين 9: 26, العبرانيين 9: 27, العبرانيين 9: 28, العبرانيين 10: 1, العبرانيين 10: 3, العبرانيين 10: 4, العبرانيين 10: 5, العبرانيين 10: 8, عبرانيين 10:10, العبرانيين 10: 12–13, العبرانيين 10: 14, عبرانيين 10: 18, عبرانيين 10: 19, العبرانيين 10: 22, العبرانيين 10: 23, العبرانيين 10: 25, العبرانيين 10: 26–27, عبرانيين 10: 28–29, العبرانيين 10: 30, العبرانيين 10: 34, العبرانيين 10: 35–36, عبرانيين 10: 38, عبرانيين 10: 38 (#2), عبرانيين 10: 39, العبرانيين 11: 1, العبرانيين 11: 3, العبرانيين 11: 4, العبرانيين 11: 6, العبرانيين 11: 7, العبرانيين 11:11, العبرانيين ١١: ١٣, العبرانيين 11: 13 (#2), العبرانيين 11: 16, عبرانيين ١١: ١٧–١٩, العبرانيين 11: 22, عبرانيين 11: 24–26, العبرانيين 11: 28, العبرانيين 11: 31, العبرانيين 11: 33–34, عبرانيين ١١: ٣٥–٣٨, عبرانيين 11: 39, العبرانيين 11: 40, عبرانيين 12: 1, العبرانيين 12: 2, العبرانيين 12: 3, عبرانيين 12: 6, العبرانيين 12: 8, عبرانيين 12: 10, العبرانيين 12: 11, عبرانيين 12: 14, عبرانيين 12: 15, العبرانيين 12: 17, العبرانيين 12: 19, العبرانيين 12: 22, العبرانيين 12: 23, العبرانيين 12: 23–24, عبرانيين 12: 25, عبرانيين 12: 26, العبرانيين 12: 28, العبرانيين 12: 28 (#2), عبرانيين 12: 29, العبرانيين 13: 2, العبرانيين 13: 3, العبرانيين 13: 4, العبرانيين 13: 4 (#2), العبرانيين 13: 5, العبرانيين 13: 7, العبرانيين 13: 9, العبرانيين 13: 11, العبرانيين 13: 12, العبرانيين 13:13, العبرانيين 13: 14, العبرانيين 13: 14 (#2), العبرانيين 13: 15, العبرانيين ١٣: ١٧, العبرانيين 13: 21, العبرانيين 13: 23</w:t>
       </w:r>
       <w:r>
         <w:rPr>

--- a/arb/docx/58.content.docx
+++ b/arb/docx/58.content.docx
@@ -132,21 +132,6 @@
           <w:lang w:val="ar_AE" w:bidi="ar_AE"/>
         </w:rPr>
         <w:t>HEB</w:t>
-      </w:r>
-      <w:r>
-        <w:rPr>
-          <w:lang w:val="ar_AE" w:bidi="ar_AE"/>
-        </w:rPr>
-      </w:r>
-    </w:p>
-    <w:p>
-      <w:pPr>
-        <w:bidi/>
-      </w:pPr>
-      <w:r>
-        <w:rPr>
-          <w:lang w:val="ar_AE" w:bidi="ar_AE"/>
-        </w:rPr>
       </w:r>
       <w:r>
         <w:rPr>

--- a/arb/docx/58.content.docx
+++ b/arb/docx/58.content.docx
@@ -22,7 +22,7 @@
         <w:rPr>
           <w:lang w:val="ar_AE" w:bidi="ar_AE"/>
         </w:rPr>
-        <w:t>Resource: أسئلة الترجمة (unfoldingWord)</w:t>
+        <w:t>Resource: unfoldingWord® Translation Questions</w:t>
       </w:r>
       <w:r>
         <w:rPr>
@@ -91,7 +91,7 @@
         <w:rPr>
           <w:lang w:val="ar_AE" w:bidi="ar_AE"/>
         </w:rPr>
-        <w:t>أسئلة الترجمة (unfoldingWord)</w:t>
+        <w:t>unfoldingWord® Translation Questions</w:t>
       </w:r>
     </w:p>
     <w:p>
